--- a/rapports/2026-06-06/EQ32/EQ32_sup_v2/DR_141102000010/50-33-00-86.docx
+++ b/rapports/2026-06-06/EQ32/EQ32_sup_v2/DR_141102000010/50-33-00-86.docx
@@ -297,7 +297,7 @@
           <w:color w:val="1F6FEB"/>
           <w:sz w:val="22"/>
         </w:rPr>
-        <w:t>⚠ INCOHÉRENCES À CORRIGER (49)</w:t>
+        <w:t>⚠ INCOHÉRENCES À CORRIGER (45)</w:t>
       </w:r>
     </w:p>
     <w:tbl>
@@ -1025,7 +1025,7 @@
                 <w:i w:val="0"/>
                 <w:sz w:val="17"/>
               </w:rPr>
-              <w:t>Incohérence!!! seulement les écoles privées paient les frais de scolarité (y compris les frais d'inscription).</w:t>
+              <w:t>Incoherent!!! Le niveau d'études suivi par Alphouseyni Sadio  au cours de l'année 2024/2025 est Primaire ou son niveau d'études le plus élevé atteint est  mais il déclare en 2.11 qu'il a obtenu comme résultat le Diplômé, études achevées.</w:t>
             </w:r>
           </w:p>
         </w:tc>
@@ -1115,7 +1115,7 @@
                 <w:i w:val="0"/>
                 <w:sz w:val="17"/>
               </w:rPr>
-              <w:t>Incoherent!!! Le niveau d'études suivi par Alphouseyni Sadio  au cours de l'année 2024/2025 est Primaire ou son niveau d'études le plus élevé atteint est  mais il déclare en 2.11 qu'il a obtenu comme résultat le Diplômé, études achevées.</w:t>
+              <w:t>Prière de corriger cette incoherence en 2.11.</w:t>
             </w:r>
           </w:p>
         </w:tc>
@@ -1174,7 +1174,7 @@
                 <w:color w:val="16A34A"/>
                 <w:sz w:val="16"/>
               </w:rPr>
-              <w:t>—</w:t>
+              <w:t>s01q32, s01q36, s01q38, s04q37_modif, s02q33, s02q34, s01q00b</w:t>
             </w:r>
           </w:p>
         </w:tc>
@@ -1205,7 +1205,7 @@
                 <w:i w:val="0"/>
                 <w:sz w:val="17"/>
               </w:rPr>
-              <w:t>Prière de corriger cette incoherence en 2.11.</w:t>
+              <w:t>Peu probable!!! Vu l'âge (12 ans) de Alphouseyni Sadio ou l'année à laquelle Alphouseyni Sadio a fréquenté l'école pour la dernière fois (.) le dernier diplome de Alphouseyni Sadio ne peut être le Certificat d'études primaires (CEP), prière de corriger cette incohérence ou confirmer avec le QG.</w:t>
             </w:r>
           </w:p>
         </w:tc>
@@ -1264,7 +1264,7 @@
                 <w:color w:val="16A34A"/>
                 <w:sz w:val="16"/>
               </w:rPr>
-              <w:t>s01q32, s01q36, s01q38, s04q37_modif, s02q33, s02q34, s01q00b</w:t>
+              <w:t>s02q33, s01q00b</w:t>
             </w:r>
           </w:p>
         </w:tc>
@@ -1295,7 +1295,7 @@
                 <w:i w:val="0"/>
                 <w:sz w:val="17"/>
               </w:rPr>
-              <w:t>Peu probable!!! Vu l'âge (12 ans) de Alphouseyni Sadio ou l'année à laquelle Alphouseyni Sadio a fréquenté l'école pour la dernière fois (.) le dernier diplome de Alphouseyni Sadio ne peut être le Certificat d'études primaires (CEP), prière de corriger cette incohérence ou confirmer avec le QG.</w:t>
+              <w:t>Incoherent!!! La dernière fois que Mariama  Diémé a  fréquenté l'école est 9999.</w:t>
             </w:r>
           </w:p>
         </w:tc>
@@ -1328,7 +1328,7 @@
                 <w:i w:val="0"/>
                 <w:sz w:val="16"/>
               </w:rPr>
-              <w:t>S02</w:t>
+              <w:t>S10</w:t>
               <w:br/>
             </w:r>
             <w:r>
@@ -1338,7 +1338,7 @@
                 <w:color w:val="64748B"/>
                 <w:sz w:val="14"/>
               </w:rPr>
-              <w:t>Éducation</w:t>
+              <w:t>Logement</w:t>
             </w:r>
           </w:p>
         </w:tc>
@@ -1354,7 +1354,7 @@
                 <w:color w:val="16A34A"/>
                 <w:sz w:val="16"/>
               </w:rPr>
-              <w:t>s02q33, s01q00b</w:t>
+              <w:t>S04q10, S04q14</w:t>
             </w:r>
           </w:p>
         </w:tc>
@@ -1385,7 +1385,7 @@
                 <w:i w:val="0"/>
                 <w:sz w:val="17"/>
               </w:rPr>
-              <w:t>Incoherent!!! La dernière fois que Mariama  Diémé a  fréquenté l'école est 9999.</w:t>
+              <w:t>Incoherence!! Au moins un membre du ménage a répondu oui à la question S04q10 ou S04q14, alors qu'aucune entreprise non agricole n'est déclarée pour le ménage.</w:t>
             </w:r>
           </w:p>
         </w:tc>
@@ -1400,10 +1400,10 @@
               <w:rPr>
                 <w:b/>
                 <w:i w:val="0"/>
-                <w:color w:val="DC2626"/>
+                <w:color w:val="EA580C"/>
                 <w:sz w:val="16"/>
               </w:rPr>
-              <w:t>Haute</w:t>
+              <w:t>Moyenne</w:t>
             </w:r>
           </w:p>
         </w:tc>
@@ -1418,7 +1418,7 @@
                 <w:i w:val="0"/>
                 <w:sz w:val="16"/>
               </w:rPr>
-              <w:t>S10</w:t>
+              <w:t>S00</w:t>
               <w:br/>
             </w:r>
             <w:r>
@@ -1428,7 +1428,7 @@
                 <w:color w:val="64748B"/>
                 <w:sz w:val="14"/>
               </w:rPr>
-              <w:t>Logement</w:t>
+              <w:t>Identification</w:t>
             </w:r>
           </w:p>
         </w:tc>
@@ -1444,7 +1444,7 @@
                 <w:color w:val="16A34A"/>
                 <w:sz w:val="16"/>
               </w:rPr>
-              <w:t>S04q10, S04q14</w:t>
+              <w:t>—</w:t>
             </w:r>
           </w:p>
         </w:tc>
@@ -1475,7 +1475,7 @@
                 <w:i w:val="0"/>
                 <w:sz w:val="17"/>
               </w:rPr>
-              <w:t>Incoherence!! Au moins un membre du ménage a répondu oui à la question S04q10 ou S04q14, alors qu'aucune entreprise non agricole n'est déclarée pour le ménage.</w:t>
+              <w:t>L'adresse ou la localisation du ménage doit être bien renseignée, ne doit pas contenir des numéros de téléphone et elle semble courte pour être une adresse.</w:t>
             </w:r>
           </w:p>
         </w:tc>
@@ -1534,7 +1534,7 @@
                 <w:color w:val="16A34A"/>
                 <w:sz w:val="16"/>
               </w:rPr>
-              <w:t>—</w:t>
+              <w:t>s00q12a, s00q12b</w:t>
             </w:r>
           </w:p>
         </w:tc>
@@ -1565,7 +1565,7 @@
                 <w:i w:val="0"/>
                 <w:sz w:val="17"/>
               </w:rPr>
-              <w:t>L'adresse ou la localisation du ménage doit être bien renseignée, ne doit pas contenir des numéros de téléphone et elle semble courte pour être une adresse.</w:t>
+              <w:t>Prière de renseigner la bonne adresse.Attention! Veillez bien renseigner le deuxième numero du chef de ménage(0.12b).</w:t>
             </w:r>
           </w:p>
         </w:tc>
@@ -1598,7 +1598,7 @@
                 <w:i w:val="0"/>
                 <w:sz w:val="16"/>
               </w:rPr>
-              <w:t>S00</w:t>
+              <w:t>S01</w:t>
               <w:br/>
             </w:r>
             <w:r>
@@ -1608,7 +1608,7 @@
                 <w:color w:val="64748B"/>
                 <w:sz w:val="14"/>
               </w:rPr>
-              <w:t>Identification</w:t>
+              <w:t>Démographie</w:t>
             </w:r>
           </w:p>
         </w:tc>
@@ -1624,7 +1624,7 @@
                 <w:color w:val="16A34A"/>
                 <w:sz w:val="16"/>
               </w:rPr>
-              <w:t>s00q12a, s00q12b</w:t>
+              <w:t>—</w:t>
             </w:r>
           </w:p>
         </w:tc>
@@ -1655,7 +1655,7 @@
                 <w:i w:val="0"/>
                 <w:sz w:val="17"/>
               </w:rPr>
-              <w:t>Prière de renseigner la bonne adresse.Attention! Veillez bien renseigner le deuxième numero du chef de ménage(0.12b).</w:t>
+              <w:t>Prière de verifier l'information donnée par Mariama  Diémé ou corriger au niveau de la section 1.</w:t>
             </w:r>
           </w:p>
         </w:tc>
@@ -1745,7 +1745,7 @@
                 <w:i w:val="0"/>
                 <w:sz w:val="17"/>
               </w:rPr>
-              <w:t>Prière de verifier l'information donnée par Mariama  Diémé ou corriger au niveau de la section 1.</w:t>
+              <w:t>Prière de verifier l'information donnée par Alphouseyni Sadio ou corriger au niveau de la section 1.</w:t>
             </w:r>
           </w:p>
         </w:tc>
@@ -1835,7 +1835,7 @@
                 <w:i w:val="0"/>
                 <w:sz w:val="17"/>
               </w:rPr>
-              <w:t>Prière de verifier l'information donnée par Alphouseyni Sadio ou corriger au niveau de la section 1.</w:t>
+              <w:t>Prière de verifier l'information donnée par Fatou Sadio ou corriger au niveau de la section 1.</w:t>
             </w:r>
           </w:p>
         </w:tc>
@@ -1925,7 +1925,7 @@
                 <w:i w:val="0"/>
                 <w:sz w:val="17"/>
               </w:rPr>
-              <w:t>Prière de verifier l'information donnée par Fatou Sadio ou corriger au niveau de la section 1.</w:t>
+              <w:t>Prière de verifier l'information donnée par Lansana Sadio ou corriger au niveau de la section 1.</w:t>
             </w:r>
           </w:p>
         </w:tc>
@@ -1984,7 +1984,7 @@
                 <w:color w:val="16A34A"/>
                 <w:sz w:val="16"/>
               </w:rPr>
-              <w:t>—</w:t>
+              <w:t>s01q24</w:t>
             </w:r>
           </w:p>
         </w:tc>
@@ -2000,7 +2000,7 @@
                 <w:color w:val="64748B"/>
                 <w:sz w:val="16"/>
               </w:rPr>
-              <w:t>GT-CQ</w:t>
+              <w:t>Natif SuSo</w:t>
             </w:r>
           </w:p>
         </w:tc>
@@ -2015,7 +2015,7 @@
                 <w:i w:val="0"/>
                 <w:sz w:val="17"/>
               </w:rPr>
-              <w:t>Prière de verifier l'information donnée par Lansana Sadio ou corriger au niveau de la section 1.</w:t>
+              <w:t>Incohérence. Le nombre d'année passé par %rostertitle% dans cette localité ne peut pas être supérieur à son âge.</w:t>
             </w:r>
           </w:p>
         </w:tc>
@@ -2048,7 +2048,7 @@
                 <w:i w:val="0"/>
                 <w:sz w:val="16"/>
               </w:rPr>
-              <w:t>S01</w:t>
+              <w:t>S02</w:t>
               <w:br/>
             </w:r>
             <w:r>
@@ -2058,7 +2058,7 @@
                 <w:color w:val="64748B"/>
                 <w:sz w:val="14"/>
               </w:rPr>
-              <w:t>Démographie</w:t>
+              <w:t>Éducation</w:t>
             </w:r>
           </w:p>
         </w:tc>
@@ -2074,7 +2074,7 @@
                 <w:color w:val="16A34A"/>
                 <w:sz w:val="16"/>
               </w:rPr>
-              <w:t>s01q24</w:t>
+              <w:t>—</w:t>
             </w:r>
           </w:p>
         </w:tc>
@@ -2090,7 +2090,7 @@
                 <w:color w:val="64748B"/>
                 <w:sz w:val="16"/>
               </w:rPr>
-              <w:t>Natif SuSo</w:t>
+              <w:t>GT-CQ</w:t>
             </w:r>
           </w:p>
         </w:tc>
@@ -2105,7 +2105,7 @@
                 <w:i w:val="0"/>
                 <w:sz w:val="17"/>
               </w:rPr>
-              <w:t>Incohérence. Le nombre d'année passé par %rostertitle% dans cette localité ne peut pas être supérieur à son âge.</w:t>
+              <w:t>Attention!!! le montant payé de Alphouseyni Sadio pour la cotisation est de 300 FCFA qui semble faible.</w:t>
             </w:r>
           </w:p>
         </w:tc>
@@ -2195,7 +2195,7 @@
                 <w:i w:val="0"/>
                 <w:sz w:val="17"/>
               </w:rPr>
-              <w:t>veuillez, s'il vous plait, confirmer les frais de scolarité ( 1000 FCFA) payée de Alphouseyni Sadio avec le QG ou apporter les corrections nécessaires.</w:t>
+              <w:t>Veuillez verifier cette information auprès de l'enquêté ou confirmer avec le QG.</w:t>
             </w:r>
           </w:p>
         </w:tc>
@@ -2254,7 +2254,7 @@
                 <w:color w:val="16A34A"/>
                 <w:sz w:val="16"/>
               </w:rPr>
-              <w:t>—</w:t>
+              <w:t>s01q63, s00q04, s02q25, s01q00b, s02q17_2, s02q15_2</w:t>
             </w:r>
           </w:p>
         </w:tc>
@@ -2285,7 +2285,7 @@
                 <w:i w:val="0"/>
                 <w:sz w:val="17"/>
               </w:rPr>
-              <w:t>Attention!!! le montant payé de Alphouseyni Sadio pour la cotisation est de 300 FCFA qui semble faible.</w:t>
+              <w:t>Dans les milieux urbains c'est peu probable de voir une école dont les élèves ou étudiants ne dépensent pas en frais d'uniformes, prière de verifier pour Alphouseyni Sadio qui fréquente 6ème année de Primaire et corriger ou confirmer avec le QG.</w:t>
             </w:r>
           </w:p>
         </w:tc>
@@ -2344,7 +2344,7 @@
                 <w:color w:val="16A34A"/>
                 <w:sz w:val="16"/>
               </w:rPr>
-              <w:t>—</w:t>
+              <w:t>s01q63, s00q04, s02q25, s01q00b, s02q17_2, s02q15_2</w:t>
             </w:r>
           </w:p>
         </w:tc>
@@ -2375,367 +2375,7 @@
                 <w:i w:val="0"/>
                 <w:sz w:val="17"/>
               </w:rPr>
-              <w:t>Veuillez verifier cette information auprès de l'enquêté ou confirmer avec le QG.</w:t>
-            </w:r>
-          </w:p>
-        </w:tc>
-      </w:tr>
-      <w:tr>
-        <w:tc>
-          <w:tcPr>
-            <w:tcW w:type="dxa" w:w="964"/>
-          </w:tcPr>
-          <w:p>
-            <w:r>
-              <w:rPr>
-                <w:b/>
-                <w:i w:val="0"/>
-                <w:color w:val="EA580C"/>
-                <w:sz w:val="16"/>
-              </w:rPr>
-              <w:t>Moyenne</w:t>
-            </w:r>
-          </w:p>
-        </w:tc>
-        <w:tc>
-          <w:tcPr>
-            <w:tcW w:type="dxa" w:w="1247"/>
-          </w:tcPr>
-          <w:p>
-            <w:r>
-              <w:rPr>
-                <w:b/>
-                <w:i w:val="0"/>
-                <w:sz w:val="16"/>
-              </w:rPr>
-              <w:t>S02</w:t>
-              <w:br/>
-            </w:r>
-            <w:r>
-              <w:rPr>
-                <w:b w:val="0"/>
-                <w:i w:val="0"/>
-                <w:color w:val="64748B"/>
-                <w:sz w:val="14"/>
-              </w:rPr>
-              <w:t>Éducation</w:t>
-            </w:r>
-          </w:p>
-        </w:tc>
-        <w:tc>
-          <w:tcPr>
-            <w:tcW w:type="dxa" w:w="1531"/>
-          </w:tcPr>
-          <w:p>
-            <w:r>
-              <w:rPr>
-                <w:b/>
-                <w:i w:val="0"/>
-                <w:color w:val="16A34A"/>
-                <w:sz w:val="16"/>
-              </w:rPr>
-              <w:t>s01q63, s00q04, s02q25, s01q00b, s02q17_2, s02q15_2</w:t>
-            </w:r>
-          </w:p>
-        </w:tc>
-        <w:tc>
-          <w:tcPr>
-            <w:tcW w:type="dxa" w:w="1191"/>
-          </w:tcPr>
-          <w:p>
-            <w:r>
-              <w:rPr>
-                <w:b w:val="0"/>
-                <w:i w:val="0"/>
-                <w:color w:val="64748B"/>
-                <w:sz w:val="16"/>
-              </w:rPr>
-              <w:t>GT-CQ</w:t>
-            </w:r>
-          </w:p>
-        </w:tc>
-        <w:tc>
-          <w:tcPr>
-            <w:tcW w:type="dxa" w:w="4706"/>
-          </w:tcPr>
-          <w:p>
-            <w:r>
-              <w:rPr>
-                <w:b w:val="0"/>
-                <w:i w:val="0"/>
-                <w:sz w:val="17"/>
-              </w:rPr>
-              <w:t>Dans les milieux urbains c'est peu probable de voir une école dont les élèves ou étudiants ne dépensent pas en frais d'uniformes, prière de verifier pour Alphouseyni Sadio qui fréquente 6ème année de Primaire et corriger ou confirmer avec le QG.</w:t>
-            </w:r>
-          </w:p>
-        </w:tc>
-      </w:tr>
-      <w:tr>
-        <w:tc>
-          <w:tcPr>
-            <w:tcW w:type="dxa" w:w="964"/>
-          </w:tcPr>
-          <w:p>
-            <w:r>
-              <w:rPr>
-                <w:b/>
-                <w:i w:val="0"/>
-                <w:color w:val="EA580C"/>
-                <w:sz w:val="16"/>
-              </w:rPr>
-              <w:t>Moyenne</w:t>
-            </w:r>
-          </w:p>
-        </w:tc>
-        <w:tc>
-          <w:tcPr>
-            <w:tcW w:type="dxa" w:w="1247"/>
-          </w:tcPr>
-          <w:p>
-            <w:r>
-              <w:rPr>
-                <w:b/>
-                <w:i w:val="0"/>
-                <w:sz w:val="16"/>
-              </w:rPr>
-              <w:t>S02</w:t>
-              <w:br/>
-            </w:r>
-            <w:r>
-              <w:rPr>
-                <w:b w:val="0"/>
-                <w:i w:val="0"/>
-                <w:color w:val="64748B"/>
-                <w:sz w:val="14"/>
-              </w:rPr>
-              <w:t>Éducation</w:t>
-            </w:r>
-          </w:p>
-        </w:tc>
-        <w:tc>
-          <w:tcPr>
-            <w:tcW w:type="dxa" w:w="1531"/>
-          </w:tcPr>
-          <w:p>
-            <w:r>
-              <w:rPr>
-                <w:b/>
-                <w:i w:val="0"/>
-                <w:color w:val="16A34A"/>
-                <w:sz w:val="16"/>
-              </w:rPr>
-              <w:t>—</w:t>
-            </w:r>
-          </w:p>
-        </w:tc>
-        <w:tc>
-          <w:tcPr>
-            <w:tcW w:type="dxa" w:w="1191"/>
-          </w:tcPr>
-          <w:p>
-            <w:r>
-              <w:rPr>
-                <w:b w:val="0"/>
-                <w:i w:val="0"/>
-                <w:color w:val="64748B"/>
-                <w:sz w:val="16"/>
-              </w:rPr>
-              <w:t>GT-CQ</w:t>
-            </w:r>
-          </w:p>
-        </w:tc>
-        <w:tc>
-          <w:tcPr>
-            <w:tcW w:type="dxa" w:w="4706"/>
-          </w:tcPr>
-          <w:p>
-            <w:r>
-              <w:rPr>
-                <w:b w:val="0"/>
-                <w:i w:val="0"/>
-                <w:sz w:val="17"/>
-              </w:rPr>
-              <w:t>veuillez, s'il vous plait, confirmer les frais de scolarité ( 1000 FCFA) payée de Fatou Sadio avec le QG ou apporter les corrections nécessaires.</w:t>
-            </w:r>
-          </w:p>
-        </w:tc>
-      </w:tr>
-      <w:tr>
-        <w:tc>
-          <w:tcPr>
-            <w:tcW w:type="dxa" w:w="964"/>
-          </w:tcPr>
-          <w:p>
-            <w:r>
-              <w:rPr>
-                <w:b/>
-                <w:i w:val="0"/>
-                <w:color w:val="EA580C"/>
-                <w:sz w:val="16"/>
-              </w:rPr>
-              <w:t>Moyenne</w:t>
-            </w:r>
-          </w:p>
-        </w:tc>
-        <w:tc>
-          <w:tcPr>
-            <w:tcW w:type="dxa" w:w="1247"/>
-          </w:tcPr>
-          <w:p>
-            <w:r>
-              <w:rPr>
-                <w:b/>
-                <w:i w:val="0"/>
-                <w:sz w:val="16"/>
-              </w:rPr>
-              <w:t>S02</w:t>
-              <w:br/>
-            </w:r>
-            <w:r>
-              <w:rPr>
-                <w:b w:val="0"/>
-                <w:i w:val="0"/>
-                <w:color w:val="64748B"/>
-                <w:sz w:val="14"/>
-              </w:rPr>
-              <w:t>Éducation</w:t>
-            </w:r>
-          </w:p>
-        </w:tc>
-        <w:tc>
-          <w:tcPr>
-            <w:tcW w:type="dxa" w:w="1531"/>
-          </w:tcPr>
-          <w:p>
-            <w:r>
-              <w:rPr>
-                <w:b/>
-                <w:i w:val="0"/>
-                <w:color w:val="16A34A"/>
-                <w:sz w:val="16"/>
-              </w:rPr>
-              <w:t>s01q63, s00q04, s02q25, s01q00b, s02q17_2, s02q15_2</w:t>
-            </w:r>
-          </w:p>
-        </w:tc>
-        <w:tc>
-          <w:tcPr>
-            <w:tcW w:type="dxa" w:w="1191"/>
-          </w:tcPr>
-          <w:p>
-            <w:r>
-              <w:rPr>
-                <w:b w:val="0"/>
-                <w:i w:val="0"/>
-                <w:color w:val="64748B"/>
-                <w:sz w:val="16"/>
-              </w:rPr>
-              <w:t>GT-CQ</w:t>
-            </w:r>
-          </w:p>
-        </w:tc>
-        <w:tc>
-          <w:tcPr>
-            <w:tcW w:type="dxa" w:w="4706"/>
-          </w:tcPr>
-          <w:p>
-            <w:r>
-              <w:rPr>
-                <w:b w:val="0"/>
-                <w:i w:val="0"/>
-                <w:sz w:val="17"/>
-              </w:rPr>
               <w:t>Dans les milieux urbains c'est peu probable de voir une école dont les élèves ou étudiants ne dépensent pas en frais d'uniformes, prière de verifier pour Fatou Sadio qui fréquente 3ème année de Primaire et corriger ou confirmer avec le QG.</w:t>
-            </w:r>
-          </w:p>
-        </w:tc>
-      </w:tr>
-      <w:tr>
-        <w:tc>
-          <w:tcPr>
-            <w:tcW w:type="dxa" w:w="964"/>
-          </w:tcPr>
-          <w:p>
-            <w:r>
-              <w:rPr>
-                <w:b/>
-                <w:i w:val="0"/>
-                <w:color w:val="EA580C"/>
-                <w:sz w:val="16"/>
-              </w:rPr>
-              <w:t>Moyenne</w:t>
-            </w:r>
-          </w:p>
-        </w:tc>
-        <w:tc>
-          <w:tcPr>
-            <w:tcW w:type="dxa" w:w="1247"/>
-          </w:tcPr>
-          <w:p>
-            <w:r>
-              <w:rPr>
-                <w:b/>
-                <w:i w:val="0"/>
-                <w:sz w:val="16"/>
-              </w:rPr>
-              <w:t>S02</w:t>
-              <w:br/>
-            </w:r>
-            <w:r>
-              <w:rPr>
-                <w:b w:val="0"/>
-                <w:i w:val="0"/>
-                <w:color w:val="64748B"/>
-                <w:sz w:val="14"/>
-              </w:rPr>
-              <w:t>Éducation</w:t>
-            </w:r>
-          </w:p>
-        </w:tc>
-        <w:tc>
-          <w:tcPr>
-            <w:tcW w:type="dxa" w:w="1531"/>
-          </w:tcPr>
-          <w:p>
-            <w:r>
-              <w:rPr>
-                <w:b/>
-                <w:i w:val="0"/>
-                <w:color w:val="16A34A"/>
-                <w:sz w:val="16"/>
-              </w:rPr>
-              <w:t>—</w:t>
-            </w:r>
-          </w:p>
-        </w:tc>
-        <w:tc>
-          <w:tcPr>
-            <w:tcW w:type="dxa" w:w="1191"/>
-          </w:tcPr>
-          <w:p>
-            <w:r>
-              <w:rPr>
-                <w:b w:val="0"/>
-                <w:i w:val="0"/>
-                <w:color w:val="64748B"/>
-                <w:sz w:val="16"/>
-              </w:rPr>
-              <w:t>GT-CQ</w:t>
-            </w:r>
-          </w:p>
-        </w:tc>
-        <w:tc>
-          <w:tcPr>
-            <w:tcW w:type="dxa" w:w="4706"/>
-          </w:tcPr>
-          <w:p>
-            <w:r>
-              <w:rPr>
-                <w:b w:val="0"/>
-                <w:i w:val="0"/>
-                <w:sz w:val="17"/>
-              </w:rPr>
-              <w:t>veuillez, s'il vous plait, confirmer les frais de scolarité ( 1000 FCFA) payée de Lansana Sadio avec le QG ou apporter les corrections nécessaires.</w:t>
             </w:r>
           </w:p>
         </w:tc>
